--- a/docs/rayons-l-architecture.docx
+++ b/docs/rayons-l-architecture.docx
@@ -2406,7 +2406,642 @@
           <w:sz w:val="21"/>
           <w:szCs w:val="21"/>
         </w:rPr>
-        <w:t xml:space="preserve">Il peut prendre la deuxième ou la troisième, et il doit alors dire pourquoi en un geste : trop loin, le client la connaît et n'en veut pas, autre. Ce motif est compté. Un vendeur dont 80 % des relais partent hors classement fait l'objet d'une visite, parce que c'est la signature du renvoi entre amis — celui qui ramène la part de la première boutique de 14 % à 61 % et vide le rayon.</w:t>
+        <w:t xml:space="preserve">Il peut prendre la deuxième ou la troisième, et il doit alors dire pourquoi en un geste : trop loin, le client la connaît et n'en veut pas, autre. Ce motif est compté. Un vendeur dont 80 % des relais partent hors classement fait l'objet d'une visite, parce que c'est la signature du renvoi entre amis — celui qui vide le rayon.</w:t>
+      </w:r>
+    </w:p>
+    <w:p>
+      <w:pPr>
+        <w:spacing w:after="140"/>
+      </w:pPr>
+    </w:p>
+    <w:tbl>
+      <w:tblPr>
+        <w:tblW w:type="dxa" w:w="9000"/>
+        <w:tblBorders>
+          <w:top w:val="single" w:color="2C5282" w:sz="2"/>
+          <w:left w:val="single" w:color="2C5282" w:sz="18"/>
+          <w:bottom w:val="single" w:color="2C5282" w:sz="2"/>
+          <w:right w:val="single" w:color="2C5282" w:sz="2"/>
+          <w:insideH w:val="none"/>
+          <w:insideV w:val="none"/>
+        </w:tblBorders>
+      </w:tblPr>
+      <w:tblGrid>
+        <w:gridCol w:w="9000"/>
+      </w:tblGrid>
+      <w:tr>
+        <w:tc>
+          <w:tcPr>
+            <w:tcW w:type="dxa" w:w="9000"/>
+            <w:shd w:fill="F2F6FA" w:val="clear"/>
+            <w:tcMar>
+              <w:top w:type="dxa" w:w="160"/>
+              <w:left w:type="dxa" w:w="220"/>
+              <w:bottom w:type="dxa" w:w="160"/>
+              <w:right w:type="dxa" w:w="220"/>
+            </w:tcMar>
+          </w:tcPr>
+          <w:p>
+            <w:pPr>
+              <w:spacing w:after="70" w:line="276"/>
+              <w:jc w:val="center"/>
+            </w:pPr>
+            <w:r>
+              <w:rPr>
+                <w:rFonts w:ascii="Calibri" w:cs="Calibri" w:eastAsia="Calibri" w:hAnsi="Calibri"/>
+                <w:b/>
+                <w:bCs/>
+                <w:color w:val="1A1A1A"/>
+                <w:sz w:val="24"/>
+                <w:szCs w:val="24"/>
+              </w:rPr>
+              <w:t xml:space="preserve">score  =  envoyés(30 j)  −  reçus(30 j)  −  5 × ruptures(30 j)</w:t>
+            </w:r>
+          </w:p>
+          <w:p>
+            <w:pPr>
+              <w:spacing w:after="70" w:line="276"/>
+              <w:jc w:val="center"/>
+            </w:pPr>
+            <w:r>
+              <w:rPr>
+                <w:rFonts w:ascii="Calibri" w:cs="Calibri" w:eastAsia="Calibri" w:hAnsi="Calibri"/>
+                <w:color w:val="5A5A5A"/>
+                <w:sz w:val="19"/>
+                <w:szCs w:val="19"/>
+              </w:rPr>
+              <w:t xml:space="preserve">tri décroissant · départage : moins de reçus sur 7 jours, puis la plus proche</w:t>
+            </w:r>
+          </w:p>
+          <w:p>
+            <w:pPr>
+              <w:spacing w:after="70" w:line="276"/>
+              <w:jc w:val="center"/>
+            </w:pPr>
+            <w:r>
+              <w:rPr>
+                <w:rFonts w:ascii="Calibri" w:cs="Calibri" w:eastAsia="Calibri" w:hAnsi="Calibri"/>
+                <w:color w:val="5A5A5A"/>
+                <w:sz w:val="19"/>
+                <w:szCs w:val="19"/>
+              </w:rPr>
+              <w:t xml:space="preserve">plancher : une boutique sous son minimum mensuel passe première · trois ruptures en 30 jours l'excluent 15 jours</w:t>
+            </w:r>
+          </w:p>
+        </w:tc>
+      </w:tr>
+    </w:tbl>
+    <w:p>
+      <w:pPr>
+        <w:spacing w:after="140"/>
+      </w:pPr>
+    </w:p>
+    <w:p>
+      <w:pPr>
+        <w:spacing w:after="120" w:line="276"/>
+      </w:pPr>
+      <w:r>
+        <w:rPr>
+          <w:rFonts w:ascii="Calibri" w:cs="Calibri" w:eastAsia="Calibri" w:hAnsi="Calibri"/>
+          <w:color w:val="1A1A1A"/>
+          <w:sz w:val="21"/>
+          <w:szCs w:val="21"/>
+        </w:rPr>
+        <w:t xml:space="preserve">La formule a été passée sur deux cents mois simulés du rayon de Mboppi, contre les deux règles qu'elle remplace.</w:t>
+      </w:r>
+    </w:p>
+    <w:p>
+      <w:pPr>
+        <w:spacing w:after="60"/>
+      </w:pPr>
+    </w:p>
+    <w:tbl>
+      <w:tblPr>
+        <w:tblW w:type="dxa" w:w="9000"/>
+        <w:tblBorders>
+          <w:top w:val="single" w:color="C9CDD2" w:sz="4"/>
+          <w:left w:val="none"/>
+          <w:bottom w:val="single" w:color="C9CDD2" w:sz="4"/>
+          <w:right w:val="none"/>
+          <w:insideH w:val="single" w:color="E4E7EA" w:sz="2"/>
+          <w:insideV w:val="none"/>
+        </w:tblBorders>
+      </w:tblPr>
+      <w:tblGrid>
+        <w:gridCol w:w="3800"/>
+        <w:gridCol w:w="1800"/>
+        <w:gridCol w:w="2200"/>
+        <w:gridCol w:w="1200"/>
+      </w:tblGrid>
+      <w:tr>
+        <w:trPr>
+          <w:tblHeader/>
+        </w:trPr>
+        <w:tc>
+          <w:tcPr>
+            <w:tcW w:type="dxa" w:w="3800"/>
+            <w:shd w:fill="F2F4F6" w:val="clear"/>
+            <w:tcMar>
+              <w:top w:type="dxa" w:w="70"/>
+              <w:left w:type="dxa" w:w="110"/>
+              <w:bottom w:type="dxa" w:w="70"/>
+              <w:right w:type="dxa" w:w="110"/>
+            </w:tcMar>
+          </w:tcPr>
+          <w:p>
+            <w:pPr>
+              <w:spacing w:after="0" w:line="240"/>
+              <w:jc w:val="left"/>
+            </w:pPr>
+            <w:r>
+              <w:rPr>
+                <w:rFonts w:ascii="Calibri" w:cs="Calibri" w:eastAsia="Calibri" w:hAnsi="Calibri"/>
+                <w:b/>
+                <w:bCs/>
+                <w:color w:val="1A1A1A"/>
+                <w:sz w:val="18"/>
+                <w:szCs w:val="18"/>
+              </w:rPr>
+              <w:t xml:space="preserve">La règle d'attribution</w:t>
+            </w:r>
+          </w:p>
+        </w:tc>
+        <w:tc>
+          <w:tcPr>
+            <w:tcW w:type="dxa" w:w="1800"/>
+            <w:shd w:fill="F2F4F6" w:val="clear"/>
+            <w:tcMar>
+              <w:top w:type="dxa" w:w="70"/>
+              <w:left w:type="dxa" w:w="110"/>
+              <w:bottom w:type="dxa" w:w="70"/>
+              <w:right w:type="dxa" w:w="110"/>
+            </w:tcMar>
+          </w:tcPr>
+          <w:p>
+            <w:pPr>
+              <w:spacing w:after="0" w:line="240"/>
+              <w:jc w:val="right"/>
+            </w:pPr>
+            <w:r>
+              <w:rPr>
+                <w:rFonts w:ascii="Calibri" w:cs="Calibri" w:eastAsia="Calibri" w:hAnsi="Calibri"/>
+                <w:b/>
+                <w:bCs/>
+                <w:color w:val="1A1A1A"/>
+                <w:sz w:val="18"/>
+                <w:szCs w:val="18"/>
+              </w:rPr>
+              <w:t xml:space="preserve">Part de la n° 1</w:t>
+            </w:r>
+          </w:p>
+        </w:tc>
+        <w:tc>
+          <w:tcPr>
+            <w:tcW w:type="dxa" w:w="2200"/>
+            <w:shd w:fill="F2F4F6" w:val="clear"/>
+            <w:tcMar>
+              <w:top w:type="dxa" w:w="70"/>
+              <w:left w:type="dxa" w:w="110"/>
+              <w:bottom w:type="dxa" w:w="70"/>
+              <w:right w:type="dxa" w:w="110"/>
+            </w:tcMar>
+          </w:tcPr>
+          <w:p>
+            <w:pPr>
+              <w:spacing w:after="0" w:line="240"/>
+              <w:jc w:val="right"/>
+            </w:pPr>
+            <w:r>
+              <w:rPr>
+                <w:rFonts w:ascii="Calibri" w:cs="Calibri" w:eastAsia="Calibri" w:hAnsi="Calibri"/>
+                <w:b/>
+                <w:bCs/>
+                <w:color w:val="1A1A1A"/>
+                <w:sz w:val="18"/>
+                <w:szCs w:val="18"/>
+              </w:rPr>
+              <w:t xml:space="preserve">Boutiques sous 5 clients</w:t>
+            </w:r>
+          </w:p>
+        </w:tc>
+        <w:tc>
+          <w:tcPr>
+            <w:tcW w:type="dxa" w:w="1200"/>
+            <w:shd w:fill="F2F4F6" w:val="clear"/>
+            <w:tcMar>
+              <w:top w:type="dxa" w:w="70"/>
+              <w:left w:type="dxa" w:w="110"/>
+              <w:bottom w:type="dxa" w:w="70"/>
+              <w:right w:type="dxa" w:w="110"/>
+            </w:tcMar>
+          </w:tcPr>
+          <w:p>
+            <w:pPr>
+              <w:spacing w:after="0" w:line="240"/>
+              <w:jc w:val="right"/>
+            </w:pPr>
+            <w:r>
+              <w:rPr>
+                <w:rFonts w:ascii="Calibri" w:cs="Calibri" w:eastAsia="Calibri" w:hAnsi="Calibri"/>
+                <w:b/>
+                <w:bCs/>
+                <w:color w:val="1A1A1A"/>
+                <w:sz w:val="18"/>
+                <w:szCs w:val="18"/>
+              </w:rPr>
+              <w:t xml:space="preserve">Gini</w:t>
+            </w:r>
+          </w:p>
+        </w:tc>
+      </w:tr>
+      <w:tr>
+        <w:tc>
+          <w:tcPr>
+            <w:tcW w:type="dxa" w:w="3800"/>
+            <w:shd w:fill="FFFFFF" w:val="clear"/>
+            <w:tcMar>
+              <w:top w:type="dxa" w:w="70"/>
+              <w:left w:type="dxa" w:w="110"/>
+              <w:bottom w:type="dxa" w:w="70"/>
+              <w:right w:type="dxa" w:w="110"/>
+            </w:tcMar>
+          </w:tcPr>
+          <w:p>
+            <w:pPr>
+              <w:spacing w:after="0" w:line="240"/>
+              <w:jc w:val="left"/>
+            </w:pPr>
+            <w:r>
+              <w:rPr>
+                <w:rFonts w:ascii="Calibri" w:cs="Calibri" w:eastAsia="Calibri" w:hAnsi="Calibri"/>
+                <w:b w:val="false"/>
+                <w:bCs w:val="false"/>
+                <w:color w:val="1A1A1A"/>
+                <w:sz w:val="19"/>
+                <w:szCs w:val="19"/>
+              </w:rPr>
+              <w:t xml:space="preserve">La mieux fournie, celle qui répond la première</w:t>
+            </w:r>
+          </w:p>
+        </w:tc>
+        <w:tc>
+          <w:tcPr>
+            <w:tcW w:type="dxa" w:w="1800"/>
+            <w:shd w:fill="FFFFFF" w:val="clear"/>
+            <w:tcMar>
+              <w:top w:type="dxa" w:w="70"/>
+              <w:left w:type="dxa" w:w="110"/>
+              <w:bottom w:type="dxa" w:w="70"/>
+              <w:right w:type="dxa" w:w="110"/>
+            </w:tcMar>
+          </w:tcPr>
+          <w:p>
+            <w:pPr>
+              <w:spacing w:after="0" w:line="240"/>
+              <w:jc w:val="right"/>
+            </w:pPr>
+            <w:r>
+              <w:rPr>
+                <w:rFonts w:ascii="Calibri" w:cs="Calibri" w:eastAsia="Calibri" w:hAnsi="Calibri"/>
+                <w:b w:val="false"/>
+                <w:bCs w:val="false"/>
+                <w:color w:val="1A1A1A"/>
+                <w:sz w:val="19"/>
+                <w:szCs w:val="19"/>
+              </w:rPr>
+              <w:t xml:space="preserve">19 %</w:t>
+            </w:r>
+          </w:p>
+        </w:tc>
+        <w:tc>
+          <w:tcPr>
+            <w:tcW w:type="dxa" w:w="2200"/>
+            <w:shd w:fill="FFFFFF" w:val="clear"/>
+            <w:tcMar>
+              <w:top w:type="dxa" w:w="70"/>
+              <w:left w:type="dxa" w:w="110"/>
+              <w:bottom w:type="dxa" w:w="70"/>
+              <w:right w:type="dxa" w:w="110"/>
+            </w:tcMar>
+          </w:tcPr>
+          <w:p>
+            <w:pPr>
+              <w:spacing w:after="0" w:line="240"/>
+              <w:jc w:val="right"/>
+            </w:pPr>
+            <w:r>
+              <w:rPr>
+                <w:rFonts w:ascii="Calibri" w:cs="Calibri" w:eastAsia="Calibri" w:hAnsi="Calibri"/>
+                <w:b w:val="false"/>
+                <w:bCs w:val="false"/>
+                <w:color w:val="1A1A1A"/>
+                <w:sz w:val="19"/>
+                <w:szCs w:val="19"/>
+              </w:rPr>
+              <w:t xml:space="preserve">2,5</w:t>
+            </w:r>
+          </w:p>
+        </w:tc>
+        <w:tc>
+          <w:tcPr>
+            <w:tcW w:type="dxa" w:w="1200"/>
+            <w:shd w:fill="FFFFFF" w:val="clear"/>
+            <w:tcMar>
+              <w:top w:type="dxa" w:w="70"/>
+              <w:left w:type="dxa" w:w="110"/>
+              <w:bottom w:type="dxa" w:w="70"/>
+              <w:right w:type="dxa" w:w="110"/>
+            </w:tcMar>
+          </w:tcPr>
+          <w:p>
+            <w:pPr>
+              <w:spacing w:after="0" w:line="240"/>
+              <w:jc w:val="right"/>
+            </w:pPr>
+            <w:r>
+              <w:rPr>
+                <w:rFonts w:ascii="Calibri" w:cs="Calibri" w:eastAsia="Calibri" w:hAnsi="Calibri"/>
+                <w:b w:val="false"/>
+                <w:bCs w:val="false"/>
+                <w:color w:val="1A1A1A"/>
+                <w:sz w:val="19"/>
+                <w:szCs w:val="19"/>
+              </w:rPr>
+              <w:t xml:space="preserve">0,42</w:t>
+            </w:r>
+          </w:p>
+        </w:tc>
+      </w:tr>
+      <w:tr>
+        <w:tc>
+          <w:tcPr>
+            <w:tcW w:type="dxa" w:w="3800"/>
+            <w:shd w:fill="FAFBFC" w:val="clear"/>
+            <w:tcMar>
+              <w:top w:type="dxa" w:w="70"/>
+              <w:left w:type="dxa" w:w="110"/>
+              <w:bottom w:type="dxa" w:w="70"/>
+              <w:right w:type="dxa" w:w="110"/>
+            </w:tcMar>
+          </w:tcPr>
+          <w:p>
+            <w:pPr>
+              <w:spacing w:after="0" w:line="240"/>
+              <w:jc w:val="left"/>
+            </w:pPr>
+            <w:r>
+              <w:rPr>
+                <w:rFonts w:ascii="Calibri" w:cs="Calibri" w:eastAsia="Calibri" w:hAnsi="Calibri"/>
+                <w:b w:val="false"/>
+                <w:bCs w:val="false"/>
+                <w:color w:val="1A1A1A"/>
+                <w:sz w:val="19"/>
+                <w:szCs w:val="19"/>
+              </w:rPr>
+              <w:t xml:space="preserve">Au hasard parmi celles qui ont répondu</w:t>
+            </w:r>
+          </w:p>
+        </w:tc>
+        <w:tc>
+          <w:tcPr>
+            <w:tcW w:type="dxa" w:w="1800"/>
+            <w:shd w:fill="FAFBFC" w:val="clear"/>
+            <w:tcMar>
+              <w:top w:type="dxa" w:w="70"/>
+              <w:left w:type="dxa" w:w="110"/>
+              <w:bottom w:type="dxa" w:w="70"/>
+              <w:right w:type="dxa" w:w="110"/>
+            </w:tcMar>
+          </w:tcPr>
+          <w:p>
+            <w:pPr>
+              <w:spacing w:after="0" w:line="240"/>
+              <w:jc w:val="right"/>
+            </w:pPr>
+            <w:r>
+              <w:rPr>
+                <w:rFonts w:ascii="Calibri" w:cs="Calibri" w:eastAsia="Calibri" w:hAnsi="Calibri"/>
+                <w:b w:val="false"/>
+                <w:bCs w:val="false"/>
+                <w:color w:val="1A1A1A"/>
+                <w:sz w:val="19"/>
+                <w:szCs w:val="19"/>
+              </w:rPr>
+              <w:t xml:space="preserve">12 %</w:t>
+            </w:r>
+          </w:p>
+        </w:tc>
+        <w:tc>
+          <w:tcPr>
+            <w:tcW w:type="dxa" w:w="2200"/>
+            <w:shd w:fill="FAFBFC" w:val="clear"/>
+            <w:tcMar>
+              <w:top w:type="dxa" w:w="70"/>
+              <w:left w:type="dxa" w:w="110"/>
+              <w:bottom w:type="dxa" w:w="70"/>
+              <w:right w:type="dxa" w:w="110"/>
+            </w:tcMar>
+          </w:tcPr>
+          <w:p>
+            <w:pPr>
+              <w:spacing w:after="0" w:line="240"/>
+              <w:jc w:val="right"/>
+            </w:pPr>
+            <w:r>
+              <w:rPr>
+                <w:rFonts w:ascii="Calibri" w:cs="Calibri" w:eastAsia="Calibri" w:hAnsi="Calibri"/>
+                <w:b w:val="false"/>
+                <w:bCs w:val="false"/>
+                <w:color w:val="1A1A1A"/>
+                <w:sz w:val="19"/>
+                <w:szCs w:val="19"/>
+              </w:rPr>
+              <w:t xml:space="preserve">1,6</w:t>
+            </w:r>
+          </w:p>
+        </w:tc>
+        <w:tc>
+          <w:tcPr>
+            <w:tcW w:type="dxa" w:w="1200"/>
+            <w:shd w:fill="FAFBFC" w:val="clear"/>
+            <w:tcMar>
+              <w:top w:type="dxa" w:w="70"/>
+              <w:left w:type="dxa" w:w="110"/>
+              <w:bottom w:type="dxa" w:w="70"/>
+              <w:right w:type="dxa" w:w="110"/>
+            </w:tcMar>
+          </w:tcPr>
+          <w:p>
+            <w:pPr>
+              <w:spacing w:after="0" w:line="240"/>
+              <w:jc w:val="right"/>
+            </w:pPr>
+            <w:r>
+              <w:rPr>
+                <w:rFonts w:ascii="Calibri" w:cs="Calibri" w:eastAsia="Calibri" w:hAnsi="Calibri"/>
+                <w:b w:val="false"/>
+                <w:bCs w:val="false"/>
+                <w:color w:val="1A1A1A"/>
+                <w:sz w:val="19"/>
+                <w:szCs w:val="19"/>
+              </w:rPr>
+              <w:t xml:space="preserve">0,24</w:t>
+            </w:r>
+          </w:p>
+        </w:tc>
+      </w:tr>
+      <w:tr>
+        <w:tc>
+          <w:tcPr>
+            <w:tcW w:type="dxa" w:w="3800"/>
+            <w:shd w:fill="EEF5F4" w:val="clear"/>
+            <w:tcMar>
+              <w:top w:type="dxa" w:w="70"/>
+              <w:left w:type="dxa" w:w="110"/>
+              <w:bottom w:type="dxa" w:w="70"/>
+              <w:right w:type="dxa" w:w="110"/>
+            </w:tcMar>
+          </w:tcPr>
+          <w:p>
+            <w:pPr>
+              <w:spacing w:after="0" w:line="240"/>
+              <w:jc w:val="left"/>
+            </w:pPr>
+            <w:r>
+              <w:rPr>
+                <w:rFonts w:ascii="Calibri" w:cs="Calibri" w:eastAsia="Calibri" w:hAnsi="Calibri"/>
+                <w:b/>
+                <w:bCs/>
+                <w:color w:val="0E6E63"/>
+                <w:sz w:val="19"/>
+                <w:szCs w:val="19"/>
+              </w:rPr>
+              <w:t xml:space="preserve">Celle qui a le plus donné</w:t>
+            </w:r>
+          </w:p>
+        </w:tc>
+        <w:tc>
+          <w:tcPr>
+            <w:tcW w:type="dxa" w:w="1800"/>
+            <w:shd w:fill="EEF5F4" w:val="clear"/>
+            <w:tcMar>
+              <w:top w:type="dxa" w:w="70"/>
+              <w:left w:type="dxa" w:w="110"/>
+              <w:bottom w:type="dxa" w:w="70"/>
+              <w:right w:type="dxa" w:w="110"/>
+            </w:tcMar>
+          </w:tcPr>
+          <w:p>
+            <w:pPr>
+              <w:spacing w:after="0" w:line="240"/>
+              <w:jc w:val="right"/>
+            </w:pPr>
+            <w:r>
+              <w:rPr>
+                <w:rFonts w:ascii="Calibri" w:cs="Calibri" w:eastAsia="Calibri" w:hAnsi="Calibri"/>
+                <w:b/>
+                <w:bCs/>
+                <w:color w:val="0E6E63"/>
+                <w:sz w:val="19"/>
+                <w:szCs w:val="19"/>
+              </w:rPr>
+              <w:t xml:space="preserve">12 %</w:t>
+            </w:r>
+          </w:p>
+        </w:tc>
+        <w:tc>
+          <w:tcPr>
+            <w:tcW w:type="dxa" w:w="2200"/>
+            <w:shd w:fill="EEF5F4" w:val="clear"/>
+            <w:tcMar>
+              <w:top w:type="dxa" w:w="70"/>
+              <w:left w:type="dxa" w:w="110"/>
+              <w:bottom w:type="dxa" w:w="70"/>
+              <w:right w:type="dxa" w:w="110"/>
+            </w:tcMar>
+          </w:tcPr>
+          <w:p>
+            <w:pPr>
+              <w:spacing w:after="0" w:line="240"/>
+              <w:jc w:val="right"/>
+            </w:pPr>
+            <w:r>
+              <w:rPr>
+                <w:rFonts w:ascii="Calibri" w:cs="Calibri" w:eastAsia="Calibri" w:hAnsi="Calibri"/>
+                <w:b/>
+                <w:bCs/>
+                <w:color w:val="0E6E63"/>
+                <w:sz w:val="19"/>
+                <w:szCs w:val="19"/>
+              </w:rPr>
+              <w:t xml:space="preserve">1,2</w:t>
+            </w:r>
+          </w:p>
+        </w:tc>
+        <w:tc>
+          <w:tcPr>
+            <w:tcW w:type="dxa" w:w="1200"/>
+            <w:shd w:fill="EEF5F4" w:val="clear"/>
+            <w:tcMar>
+              <w:top w:type="dxa" w:w="70"/>
+              <w:left w:type="dxa" w:w="110"/>
+              <w:bottom w:type="dxa" w:w="70"/>
+              <w:right w:type="dxa" w:w="110"/>
+            </w:tcMar>
+          </w:tcPr>
+          <w:p>
+            <w:pPr>
+              <w:spacing w:after="0" w:line="240"/>
+              <w:jc w:val="right"/>
+            </w:pPr>
+            <w:r>
+              <w:rPr>
+                <w:rFonts w:ascii="Calibri" w:cs="Calibri" w:eastAsia="Calibri" w:hAnsi="Calibri"/>
+                <w:b/>
+                <w:bCs/>
+                <w:color w:val="0E6E63"/>
+                <w:sz w:val="19"/>
+                <w:szCs w:val="19"/>
+              </w:rPr>
+              <w:t xml:space="preserve">0,23</w:t>
+            </w:r>
+          </w:p>
+        </w:tc>
+      </w:tr>
+    </w:tbl>
+    <w:p>
+      <w:pPr>
+        <w:spacing w:after="140"/>
+      </w:pPr>
+    </w:p>
+    <w:p>
+      <w:pPr>
+        <w:spacing w:after="120" w:line="276"/>
+      </w:pPr>
+      <w:r>
+        <w:rPr>
+          <w:rFonts w:ascii="Calibri" w:cs="Calibri" w:eastAsia="Calibri" w:hAnsi="Calibri"/>
+          <w:color w:val="1A1A1A"/>
+          <w:sz w:val="21"/>
+          <w:szCs w:val="21"/>
+        </w:rPr>
+        <w:t xml:space="preserve">La règle divise par deux la concentration et l'inégalité, sans coûter une seule vente — les trois règles perdent le même nombre de demandes, 22 % dans cette simulation, et cette perte vient du taux de réponse, pas de l'attribution.</w:t>
+      </w:r>
+    </w:p>
+    <w:p>
+      <w:pPr>
+        <w:spacing w:after="120" w:line="276"/>
+      </w:pPr>
+      <w:r>
+        <w:rPr>
+          <w:rFonts w:ascii="Calibri" w:cs="Calibri" w:eastAsia="Calibri" w:hAnsi="Calibri"/>
+          <w:i/>
+          <w:iCs/>
+          <w:color w:val="5A5A5A"/>
+          <w:sz w:val="21"/>
+          <w:szCs w:val="21"/>
+        </w:rPr>
+        <w:t xml:space="preserve">Une réserve honnête : la simulation laisse en moyenne une boutique sous cinq clients par mois, là où le document de stratégie annonçait zéro. Ce sont toujours les deux mêmes — Maillots 237 et Cordonnerie Moderne, les sous-rayons de service. Ça ne remet pas la règle en cause, ça confirme qu'elles ne peuvent pas payer le tarif plein.</w:t>
       </w:r>
     </w:p>
     <w:p>
@@ -3872,6 +4507,75 @@
     </w:p>
     <w:p>
       <w:pPr>
+        <w:pBdr>
+          <w:bottom w:val="single" w:color="DDE1E6" w:sz="6"/>
+        </w:pBdr>
+        <w:spacing w:after="200" w:before="200"/>
+      </w:pPr>
+    </w:p>
+    <w:p>
+      <w:pPr>
+        <w:pStyle w:val="Heading2"/>
+        <w:spacing w:after="120" w:before="260"/>
+      </w:pPr>
+      <w:r>
+        <w:rPr>
+          <w:rFonts w:ascii="Calibri" w:cs="Calibri" w:eastAsia="Calibri" w:hAnsi="Calibri"/>
+          <w:b/>
+          <w:bCs/>
+          <w:color w:val="0E6E63"/>
+          <w:sz w:val="24"/>
+          <w:szCs w:val="24"/>
+        </w:rPr>
+        <w:t xml:space="preserve">Un seul compte par boutique, celui du patron</w:t>
+      </w:r>
+    </w:p>
+    <w:p>
+      <w:pPr>
+        <w:spacing w:after="120" w:line="276"/>
+      </w:pPr>
+      <w:r>
+        <w:rPr>
+          <w:rFonts w:ascii="Calibri" w:cs="Calibri" w:eastAsia="Calibri" w:hAnsi="Calibri"/>
+          <w:color w:val="1A1A1A"/>
+          <w:sz w:val="21"/>
+          <w:szCs w:val="21"/>
+        </w:rPr>
+        <w:t xml:space="preserve">Le chapitre 9 de la stratégie l'avait tranché et l'architecture doit s'y tenir : pas de comptes par employé, pas de rôles, pas de gestion d'équipe. Le patron a un compte, et il le connecte sur le téléphone de celui qui tient le comptoir.</w:t>
+      </w:r>
+    </w:p>
+    <w:p>
+      <w:pPr>
+        <w:spacing w:after="120" w:line="276"/>
+      </w:pPr>
+      <w:r>
+        <w:rPr>
+          <w:rFonts w:ascii="Calibri" w:cs="Calibri" w:eastAsia="Calibri" w:hAnsi="Calibri"/>
+          <w:color w:val="1A1A1A"/>
+          <w:sz w:val="21"/>
+          <w:szCs w:val="21"/>
+        </w:rPr>
+        <w:t xml:space="preserve">Conséquence directe : le renvoi est compté par boutique, jamais par personne. Le relevé dit « ton comptoir a fait 22 renvois ce mois-ci », et le patron sait très bien qui les a faits. Il verse sa prime en billets, comme prévu, et l'application ne touche jamais cet argent.</w:t>
+      </w:r>
+    </w:p>
+    <w:p>
+      <w:pPr>
+        <w:spacing w:after="120" w:line="276"/>
+      </w:pPr>
+      <w:r>
+        <w:rPr>
+          <w:rFonts w:ascii="Calibri" w:cs="Calibri" w:eastAsia="Calibri" w:hAnsi="Calibri"/>
+          <w:b/>
+          <w:bCs/>
+          <w:color w:val="1A1A1A"/>
+          <w:sz w:val="21"/>
+          <w:szCs w:val="21"/>
+        </w:rPr>
+        <w:t xml:space="preserve">Ce que ça coûte : on ne saura pas distinguer deux vendeurs d'une même boutique. Ce que ça évite : une application qui verse de l'argent au personnel d'un patron sans qu'il le sache se fait bannir de la boutique le jour où il l'apprend. L'échange est bon, et il se renverse plus tard si le compteur prouve que la prime augmente le volume.</w:t>
+      </w:r>
+    </w:p>
+    <w:p>
+      <w:pPr>
         <w:spacing w:after="120"/>
       </w:pPr>
     </w:p>
@@ -5209,6 +5913,104 @@
       </w:r>
     </w:p>
     <w:p>
+      <w:pPr>
+        <w:spacing w:after="140"/>
+      </w:pPr>
+    </w:p>
+    <w:p>
+      <w:pPr>
+        <w:pStyle w:val="Heading2"/>
+        <w:spacing w:after="120" w:before="260"/>
+      </w:pPr>
+      <w:r>
+        <w:rPr>
+          <w:rFonts w:ascii="Calibri" w:cs="Calibri" w:eastAsia="Calibri" w:hAnsi="Calibri"/>
+          <w:b/>
+          <w:bCs/>
+          <w:color w:val="0E6E63"/>
+          <w:sz w:val="24"/>
+          <w:szCs w:val="24"/>
+        </w:rPr>
+        <w:t xml:space="preserve">La commande ne naît qu'au paiement</w:t>
+      </w:r>
+    </w:p>
+    <w:p>
+      <w:pPr>
+        <w:spacing w:after="120" w:line="276"/>
+      </w:pPr>
+      <w:r>
+        <w:rPr>
+          <w:rFonts w:ascii="Calibri" w:cs="Calibri" w:eastAsia="Calibri" w:hAnsi="Calibri"/>
+          <w:color w:val="1A1A1A"/>
+          <w:sz w:val="21"/>
+          <w:szCs w:val="21"/>
+        </w:rPr>
+        <w:t xml:space="preserve">Tout ce qui précède l'état paye appartient au relais, pas à une commande. Il n'existe aucune commande tant que le client n'a pas payé au comptoir.</w:t>
+      </w:r>
+    </w:p>
+    <w:p>
+      <w:pPr>
+        <w:spacing w:after="40"/>
+      </w:pPr>
+    </w:p>
+    <w:p>
+      <w:pPr>
+        <w:pStyle w:val="ListParagraph"/>
+        <w:numPr>
+          <w:ilvl w:val="0"/>
+          <w:numId w:val="2"/>
+        </w:numPr>
+        <w:spacing w:after="80" w:line="276"/>
+      </w:pPr>
+      <w:r>
+        <w:rPr>
+          <w:rFonts w:ascii="Calibri" w:cs="Calibri" w:eastAsia="Calibri" w:hAnsi="Calibri"/>
+          <w:color w:val="1A1A1A"/>
+          <w:sz w:val="21"/>
+          <w:szCs w:val="21"/>
+        </w:rPr>
+        <w:t xml:space="preserve">Aucune commande fantôme à nettoyer pour les clients qui ne viennent jamais — et il y en a un sur dix.</w:t>
+      </w:r>
+    </w:p>
+    <w:p>
+      <w:pPr>
+        <w:pStyle w:val="ListParagraph"/>
+        <w:numPr>
+          <w:ilvl w:val="0"/>
+          <w:numId w:val="2"/>
+        </w:numPr>
+        <w:spacing w:after="80" w:line="276"/>
+      </w:pPr>
+      <w:r>
+        <w:rPr>
+          <w:rFonts w:ascii="Calibri" w:cs="Calibri" w:eastAsia="Calibri" w:hAnsi="Calibri"/>
+          <w:color w:val="1A1A1A"/>
+          <w:sz w:val="21"/>
+          <w:szCs w:val="21"/>
+        </w:rPr>
+        <w:t xml:space="preserve">La marche n'est pas un transit de livraison. Elle appartient au relais, entre attribue et arrive. Le mode d'exécution de la commande est « retrait au comptoir », et il n'a que deux statuts : payée, puis remise.</w:t>
+      </w:r>
+    </w:p>
+    <w:p>
+      <w:pPr>
+        <w:pStyle w:val="ListParagraph"/>
+        <w:numPr>
+          <w:ilvl w:val="0"/>
+          <w:numId w:val="2"/>
+        </w:numPr>
+        <w:spacing w:after="80" w:line="276"/>
+      </w:pPr>
+      <w:r>
+        <w:rPr>
+          <w:rFonts w:ascii="Calibri" w:cs="Calibri" w:eastAsia="Calibri" w:hAnsi="Calibri"/>
+          <w:color w:val="1A1A1A"/>
+          <w:sz w:val="21"/>
+          <w:szCs w:val="21"/>
+        </w:rPr>
+        <w:t xml:space="preserve">Rien à changer au circuit de livraison existant, qui continue de servir les commandes normales et le relais livré.</w:t>
+      </w:r>
+    </w:p>
+    <w:p>
       <w:r>
         <w:br w:type="page"/>
       </w:r>
@@ -5228,6 +6030,295 @@
           <w:szCs w:val="30"/>
         </w:rPr>
         <w:t xml:space="preserve">7. L'argent : qui touche quoi, et quand</w:t>
+      </w:r>
+    </w:p>
+    <w:p>
+      <w:pPr>
+        <w:pStyle w:val="Heading2"/>
+        <w:spacing w:after="120" w:before="260"/>
+      </w:pPr>
+      <w:r>
+        <w:rPr>
+          <w:rFonts w:ascii="Calibri" w:cs="Calibri" w:eastAsia="Calibri" w:hAnsi="Calibri"/>
+          <w:b/>
+          <w:bCs/>
+          <w:color w:val="0E6E63"/>
+          <w:sz w:val="24"/>
+          <w:szCs w:val="24"/>
+        </w:rPr>
+        <w:t xml:space="preserve">Le prix saisi est le prix net</w:t>
+      </w:r>
+    </w:p>
+    <w:p>
+      <w:pPr>
+        <w:spacing w:after="120" w:line="276"/>
+      </w:pPr>
+      <w:r>
+        <w:rPr>
+          <w:rFonts w:ascii="Calibri" w:cs="Calibri" w:eastAsia="Calibri" w:hAnsi="Calibri"/>
+          <w:color w:val="1A1A1A"/>
+          <w:sz w:val="21"/>
+          <w:szCs w:val="21"/>
+        </w:rPr>
+        <w:t xml:space="preserve">Aucune colonne nouvelle, aucune migration : le prix que la boutique saisit sur sa fiche produit EST son prix net. La plateforme affiche ce prix majoré de 13 % et calcule les trois parts.</w:t>
+      </w:r>
+    </w:p>
+    <w:p>
+      <w:pPr>
+        <w:spacing w:after="120" w:line="276"/>
+      </w:pPr>
+      <w:r>
+        <w:rPr>
+          <w:rFonts w:ascii="Calibri" w:cs="Calibri" w:eastAsia="Calibri" w:hAnsi="Calibri"/>
+          <w:color w:val="1A1A1A"/>
+          <w:sz w:val="21"/>
+          <w:szCs w:val="21"/>
+        </w:rPr>
+        <w:t xml:space="preserve">La majoration s'applique aux boutiques d'un rayon, et à elles seules. Une boutique hors rayon garde son affichage actuel — c'est une propriété du rayon, pas du produit, et ça se résout tout seul le jour où tout est en rayon.</w:t>
+      </w:r>
+    </w:p>
+    <w:p>
+      <w:pPr>
+        <w:spacing w:after="60"/>
+      </w:pPr>
+    </w:p>
+    <w:tbl>
+      <w:tblPr>
+        <w:tblW w:type="dxa" w:w="9000"/>
+        <w:tblBorders>
+          <w:top w:val="single" w:color="0E6E63" w:sz="2"/>
+          <w:left w:val="single" w:color="0E6E63" w:sz="18"/>
+          <w:bottom w:val="single" w:color="0E6E63" w:sz="2"/>
+          <w:right w:val="single" w:color="0E6E63" w:sz="2"/>
+          <w:insideH w:val="none"/>
+          <w:insideV w:val="none"/>
+        </w:tblBorders>
+      </w:tblPr>
+      <w:tblGrid>
+        <w:gridCol w:w="9000"/>
+      </w:tblGrid>
+      <w:tr>
+        <w:tc>
+          <w:tcPr>
+            <w:tcW w:type="dxa" w:w="9000"/>
+            <w:shd w:fill="EEF5F4" w:val="clear"/>
+            <w:tcMar>
+              <w:top w:type="dxa" w:w="160"/>
+              <w:left w:type="dxa" w:w="220"/>
+              <w:bottom w:type="dxa" w:w="160"/>
+              <w:right w:type="dxa" w:w="220"/>
+            </w:tcMar>
+          </w:tcPr>
+          <w:p>
+            <w:pPr>
+              <w:spacing w:after="70" w:line="276"/>
+            </w:pPr>
+            <w:r>
+              <w:rPr>
+                <w:rFonts w:ascii="Calibri" w:cs="Calibri" w:eastAsia="Calibri" w:hAnsi="Calibri"/>
+                <w:b/>
+                <w:bCs/>
+                <w:color w:val="0E6E63"/>
+                <w:sz w:val="18"/>
+                <w:szCs w:val="18"/>
+              </w:rPr>
+              <w:t xml:space="preserve">LE FORMULAIRE PRODUIT DOIT MONTRER LES DEUX NOMBRES, PENDANT QU'IL TAPE</w:t>
+            </w:r>
+          </w:p>
+          <w:p>
+            <w:pPr>
+              <w:spacing w:after="70" w:line="276"/>
+            </w:pPr>
+            <w:r>
+              <w:rPr>
+                <w:rFonts w:ascii="Calibri" w:cs="Calibri" w:eastAsia="Calibri" w:hAnsi="Calibri"/>
+                <w:color w:val="1A1A1A"/>
+                <w:sz w:val="22"/>
+                <w:szCs w:val="22"/>
+              </w:rPr>
+              <w:t xml:space="preserve">Ton prix net · 48 000 F — c'est ce que tu reçois, en entier</w:t>
+            </w:r>
+          </w:p>
+          <w:p>
+            <w:pPr>
+              <w:spacing w:after="70" w:line="276"/>
+            </w:pPr>
+            <w:r>
+              <w:rPr>
+                <w:rFonts w:ascii="Calibri" w:cs="Calibri" w:eastAsia="Calibri" w:hAnsi="Calibri"/>
+                <w:color w:val="1A1A1A"/>
+                <w:sz w:val="22"/>
+                <w:szCs w:val="22"/>
+              </w:rPr>
+              <w:t xml:space="preserve">Prix affiché sur Buyticle · 54 240 F  ·  ton client relayé paiera 51 840 F</w:t>
+            </w:r>
+          </w:p>
+        </w:tc>
+      </w:tr>
+    </w:tbl>
+    <w:p>
+      <w:pPr>
+        <w:spacing w:after="120"/>
+      </w:pPr>
+    </w:p>
+    <w:p>
+      <w:pPr>
+        <w:spacing w:after="120" w:line="276"/>
+      </w:pPr>
+      <w:r>
+        <w:rPr>
+          <w:rFonts w:ascii="Calibri" w:cs="Calibri" w:eastAsia="Calibri" w:hAnsi="Calibri"/>
+          <w:b/>
+          <w:bCs/>
+          <w:color w:val="1A1A1A"/>
+          <w:sz w:val="21"/>
+          <w:szCs w:val="21"/>
+        </w:rPr>
+        <w:t xml:space="preserve">C'est le plus gros risque d'adoption de tout le projet, et il se joue sur un écran. Le premier commerçant qui découvre 54 240 F sur sa fiche là où il a tapé 48 000 pensera qu'on gonfle ses prix, il le dira dans l'allée, et le marché sera perdu avant d'avoir commencé.</w:t>
+      </w:r>
+    </w:p>
+    <w:p>
+      <w:pPr>
+        <w:pBdr>
+          <w:bottom w:val="single" w:color="DDE1E6" w:sz="6"/>
+        </w:pBdr>
+        <w:spacing w:after="200" w:before="200"/>
+      </w:pPr>
+    </w:p>
+    <w:p>
+      <w:pPr>
+        <w:pStyle w:val="Heading2"/>
+        <w:spacing w:after="120" w:before="260"/>
+      </w:pPr>
+      <w:r>
+        <w:rPr>
+          <w:rFonts w:ascii="Calibri" w:cs="Calibri" w:eastAsia="Calibri" w:hAnsi="Calibri"/>
+          <w:b/>
+          <w:bCs/>
+          <w:color w:val="0E6E63"/>
+          <w:sz w:val="24"/>
+          <w:szCs w:val="24"/>
+        </w:rPr>
+        <w:t xml:space="preserve">L'affiliation paie en points, et jamais sur un relais</w:t>
+      </w:r>
+    </w:p>
+    <w:p>
+      <w:pPr>
+        <w:spacing w:after="120" w:line="276"/>
+      </w:pPr>
+      <w:r>
+        <w:rPr>
+          <w:rFonts w:ascii="Calibri" w:cs="Calibri" w:eastAsia="Calibri" w:hAnsi="Calibri"/>
+          <w:color w:val="1A1A1A"/>
+          <w:sz w:val="21"/>
+          <w:szCs w:val="21"/>
+        </w:rPr>
+        <w:t xml:space="preserve">Deux commissions de 5 % ne peuvent pas coexister sur la même vente : la majoration n'en finance qu'une. Trois règles règlent l'ensemble.</w:t>
+      </w:r>
+    </w:p>
+    <w:p>
+      <w:pPr>
+        <w:spacing w:after="40"/>
+      </w:pPr>
+    </w:p>
+    <w:p>
+      <w:pPr>
+        <w:pStyle w:val="ListParagraph"/>
+        <w:numPr>
+          <w:ilvl w:val="0"/>
+          <w:numId w:val="2"/>
+        </w:numPr>
+        <w:spacing w:after="80" w:line="276"/>
+      </w:pPr>
+      <w:r>
+        <w:rPr>
+          <w:rFonts w:ascii="Calibri" w:cs="Calibri" w:eastAsia="Calibri" w:hAnsi="Calibri"/>
+          <w:color w:val="1A1A1A"/>
+          <w:sz w:val="21"/>
+          <w:szCs w:val="21"/>
+        </w:rPr>
+        <w:t xml:space="preserve">Un client arrivé par relais ne déclenche aucune commission d'affiliation. Le relais l'emporte, toujours.</w:t>
+      </w:r>
+    </w:p>
+    <w:p>
+      <w:pPr>
+        <w:pStyle w:val="ListParagraph"/>
+        <w:numPr>
+          <w:ilvl w:val="0"/>
+          <w:numId w:val="2"/>
+        </w:numPr>
+        <w:spacing w:after="80" w:line="276"/>
+      </w:pPr>
+      <w:r>
+        <w:rPr>
+          <w:rFonts w:ascii="Calibri" w:cs="Calibri" w:eastAsia="Calibri" w:hAnsi="Calibri"/>
+          <w:color w:val="1A1A1A"/>
+          <w:sz w:val="21"/>
+          <w:szCs w:val="21"/>
+        </w:rPr>
+        <w:t xml:space="preserve">Toute autre inscription la déclenche, et elle se paie en points, plus en argent. Les paliers existants — 200 points au premier filleul, 1 500 à cinq, 4 000 à dix — remplacent le pourcentage.</w:t>
+      </w:r>
+    </w:p>
+    <w:p>
+      <w:pPr>
+        <w:pStyle w:val="ListParagraph"/>
+        <w:numPr>
+          <w:ilvl w:val="0"/>
+          <w:numId w:val="2"/>
+        </w:numPr>
+        <w:spacing w:after="80" w:line="276"/>
+      </w:pPr>
+      <w:r>
+        <w:rPr>
+          <w:rFonts w:ascii="Calibri" w:cs="Calibri" w:eastAsia="Calibri" w:hAnsi="Calibri"/>
+          <w:color w:val="1A1A1A"/>
+          <w:sz w:val="21"/>
+          <w:szCs w:val="21"/>
+        </w:rPr>
+        <w:t xml:space="preserve">Les points ne se dépensent pas sur une commande relayée : le client y a déjà ses 5 %, et une remise en points par-dessus sortirait de notre commission. Ils se dépensent quand il revient de lui-même — ce qui pousse exactement le comportement recherché.</w:t>
+      </w:r>
+    </w:p>
+    <w:p>
+      <w:pPr>
+        <w:spacing w:after="120"/>
+      </w:pPr>
+    </w:p>
+    <w:p>
+      <w:pPr>
+        <w:spacing w:after="120" w:line="276"/>
+      </w:pPr>
+      <w:r>
+        <w:rPr>
+          <w:rFonts w:ascii="Calibri" w:cs="Calibri" w:eastAsia="Calibri" w:hAnsi="Calibri"/>
+          <w:i/>
+          <w:iCs/>
+          <w:color w:val="5A5A5A"/>
+          <w:sz w:val="21"/>
+          <w:szCs w:val="21"/>
+        </w:rPr>
+        <w:t xml:space="preserve">Un point vaut 0,80 F au catalogue de récompenses actuel, et on en donne un par 100 F d'achat : le programme de fidélité coûte 0,8 % du chiffre si tout se rachète. À comparer à ce qui suit.</w:t>
+      </w:r>
+    </w:p>
+    <w:p>
+      <w:pPr>
+        <w:spacing w:after="160"/>
+      </w:pPr>
+    </w:p>
+    <w:p>
+      <w:pPr>
+        <w:pStyle w:val="Heading2"/>
+        <w:spacing w:after="120" w:before="260"/>
+      </w:pPr>
+      <w:r>
+        <w:rPr>
+          <w:rFonts w:ascii="Calibri" w:cs="Calibri" w:eastAsia="Calibri" w:hAnsi="Calibri"/>
+          <w:b/>
+          <w:bCs/>
+          <w:color w:val="0E6E63"/>
+          <w:sz w:val="24"/>
+          <w:szCs w:val="24"/>
+        </w:rPr>
+        <w:t xml:space="preserve">Le circuit d'une vente relayée</w:t>
       </w:r>
     </w:p>
     <w:p>
@@ -6755,7 +7846,7 @@
                 <w:sz w:val="19"/>
                 <w:szCs w:val="19"/>
               </w:rPr>
-              <w:t xml:space="preserve">le code de six caractères porte en lui la boutique et la date ; il se vérifie sans serveur</w:t>
+              <w:t xml:space="preserve">en réalité, pas besoin : le paiement qui suit trente secondes plus tard exige du réseau de toute façon</w:t>
             </w:r>
           </w:p>
         </w:tc>
@@ -6782,7 +7873,7 @@
                 <w:sz w:val="19"/>
                 <w:szCs w:val="19"/>
               </w:rPr>
-              <w:t xml:space="preserve">l'état arrive, dès que la connexion revient</w:t>
+              <w:t xml:space="preserve">rien — le code se vérifie en ligne</w:t>
             </w:r>
           </w:p>
         </w:tc>
@@ -8295,7 +9386,7 @@
           <w:sz w:val="21"/>
           <w:szCs w:val="21"/>
         </w:rPr>
-        <w:t xml:space="preserve">Douze tables. Tout ce que ce document décrit tient dedans, et rien de ce qui n'y est pas ne doit être construit en version 1.</w:t>
+        <w:t xml:space="preserve">Onze tables. Tout ce que ce document décrit tient dedans, et rien de ce qui n'y est pas ne doit être construit en version 1. Il n'y a pas de table pour le personnel : un seul compte par boutique, celui du patron.</w:t>
       </w:r>
     </w:p>
     <w:p>
@@ -8518,7 +9609,7 @@
                 <w:sz w:val="19"/>
                 <w:szCs w:val="19"/>
               </w:rPr>
-              <w:t xml:space="preserve">personne</w:t>
+              <w:t xml:space="preserve">famille</w:t>
             </w:r>
           </w:p>
         </w:tc>
@@ -8545,7 +9636,7 @@
                 <w:sz w:val="19"/>
                 <w:szCs w:val="19"/>
               </w:rPr>
-              <w:t xml:space="preserve">le vendeur au comptoir, rattaché à une boutique — pour compter les renvois</w:t>
+              <w:t xml:space="preserve">variantes estimées, p, porteurs nécessaires, porteurs réels</w:t>
             </w:r>
           </w:p>
         </w:tc>
@@ -8574,7 +9665,7 @@
                 <w:sz w:val="19"/>
                 <w:szCs w:val="19"/>
               </w:rPr>
-              <w:t xml:space="preserve">famille</w:t>
+              <w:t xml:space="preserve">article</w:t>
             </w:r>
           </w:p>
         </w:tc>
@@ -8601,7 +9692,7 @@
                 <w:sz w:val="19"/>
                 <w:szCs w:val="19"/>
               </w:rPr>
-              <w:t xml:space="preserve">variantes estimées, p, porteurs nécessaires, porteurs réels</w:t>
+              <w:t xml:space="preserve">boutique, famille, désignation, photo, prix net, date de dernière confirmation</w:t>
             </w:r>
           </w:p>
         </w:tc>
@@ -8630,7 +9721,7 @@
                 <w:sz w:val="19"/>
                 <w:szCs w:val="19"/>
               </w:rPr>
-              <w:t xml:space="preserve">article</w:t>
+              <w:t xml:space="preserve">demande</w:t>
             </w:r>
           </w:p>
         </w:tc>
@@ -8657,7 +9748,7 @@
                 <w:sz w:val="19"/>
                 <w:szCs w:val="19"/>
               </w:rPr>
-              <w:t xml:space="preserve">boutique, famille, désignation, photo, prix net, date de dernière confirmation</w:t>
+              <w:t xml:space="preserve">vendeur, famille, description, contrainte, budget, résultat</w:t>
             </w:r>
           </w:p>
         </w:tc>
@@ -8686,7 +9777,7 @@
                 <w:sz w:val="19"/>
                 <w:szCs w:val="19"/>
               </w:rPr>
-              <w:t xml:space="preserve">demande</w:t>
+              <w:t xml:space="preserve">appel</w:t>
             </w:r>
           </w:p>
         </w:tc>
@@ -8713,7 +9804,7 @@
                 <w:sz w:val="19"/>
                 <w:szCs w:val="19"/>
               </w:rPr>
-              <w:t xml:space="preserve">vendeur, famille, description, contrainte, budget, résultat</w:t>
+              <w:t xml:space="preserve">demande, boutiques interrogées, fermé ou ouvert, horloge</w:t>
             </w:r>
           </w:p>
         </w:tc>
@@ -8742,7 +9833,7 @@
                 <w:sz w:val="19"/>
                 <w:szCs w:val="19"/>
               </w:rPr>
-              <w:t xml:space="preserve">appel</w:t>
+              <w:t xml:space="preserve">reponse</w:t>
             </w:r>
           </w:p>
         </w:tc>
@@ -8769,7 +9860,7 @@
                 <w:sz w:val="19"/>
                 <w:szCs w:val="19"/>
               </w:rPr>
-              <w:t xml:space="preserve">demande, boutiques interrogées, fermé ou ouvert, horloge</w:t>
+              <w:t xml:space="preserve">appel, boutique, oui ou non, article, prix net, délai de réponse</w:t>
             </w:r>
           </w:p>
         </w:tc>
@@ -8798,7 +9889,7 @@
                 <w:sz w:val="19"/>
                 <w:szCs w:val="19"/>
               </w:rPr>
-              <w:t xml:space="preserve">reponse</w:t>
+              <w:t xml:space="preserve">relais</w:t>
             </w:r>
           </w:p>
         </w:tc>
@@ -8825,7 +9916,7 @@
                 <w:sz w:val="19"/>
                 <w:szCs w:val="19"/>
               </w:rPr>
-              <w:t xml:space="preserve">appel, boutique, oui ou non, article, prix net, délai de réponse</w:t>
+              <w:t xml:space="preserve">les douze états, l'horodatage de chacun, le classement d'arbitrage et le motif d'écart</w:t>
             </w:r>
           </w:p>
         </w:tc>
@@ -8854,7 +9945,7 @@
                 <w:sz w:val="19"/>
                 <w:szCs w:val="19"/>
               </w:rPr>
-              <w:t xml:space="preserve">relais</w:t>
+              <w:t xml:space="preserve">commande</w:t>
             </w:r>
           </w:p>
         </w:tc>
@@ -8881,7 +9972,7 @@
                 <w:sz w:val="19"/>
                 <w:szCs w:val="19"/>
               </w:rPr>
-              <w:t xml:space="preserve">les douze états, l'horodatage de chacun, le classement d'arbitrage et le motif d'écart</w:t>
+              <w:t xml:space="preserve">relais, articles, prix net, majoration, remise, total payé</w:t>
             </w:r>
           </w:p>
         </w:tc>
@@ -8910,7 +10001,7 @@
                 <w:sz w:val="19"/>
                 <w:szCs w:val="19"/>
               </w:rPr>
-              <w:t xml:space="preserve">commande</w:t>
+              <w:t xml:space="preserve">mouvement</w:t>
             </w:r>
           </w:p>
         </w:tc>
@@ -8937,7 +10028,7 @@
                 <w:sz w:val="19"/>
                 <w:szCs w:val="19"/>
               </w:rPr>
-              <w:t xml:space="preserve">relais, articles, prix net, majoration, remise, total payé</w:t>
+              <w:t xml:space="preserve">solde ou bon, crédit ou débit, relais d'origine, état</w:t>
             </w:r>
           </w:p>
         </w:tc>
@@ -8966,7 +10057,7 @@
                 <w:sz w:val="19"/>
                 <w:szCs w:val="19"/>
               </w:rPr>
-              <w:t xml:space="preserve">mouvement</w:t>
+              <w:t xml:space="preserve">avis</w:t>
             </w:r>
           </w:p>
         </w:tc>
@@ -8974,62 +10065,6 @@
           <w:tcPr>
             <w:tcW w:type="dxa" w:w="6800"/>
             <w:shd w:fill="FFFFFF" w:val="clear"/>
-            <w:tcMar>
-              <w:top w:type="dxa" w:w="70"/>
-              <w:left w:type="dxa" w:w="110"/>
-              <w:bottom w:type="dxa" w:w="70"/>
-              <w:right w:type="dxa" w:w="110"/>
-            </w:tcMar>
-          </w:tcPr>
-          <w:p>
-            <w:pPr>
-              <w:spacing w:after="0" w:line="240"/>
-              <w:jc w:val="left"/>
-            </w:pPr>
-            <w:r>
-              <w:rPr>
-                <w:rFonts w:ascii="Calibri" w:cs="Calibri" w:eastAsia="Calibri" w:hAnsi="Calibri"/>
-                <w:color w:val="1A1A1A"/>
-                <w:sz w:val="19"/>
-                <w:szCs w:val="19"/>
-              </w:rPr>
-              <w:t xml:space="preserve">solde ou bon, crédit ou débit, relais d'origine, état</w:t>
-            </w:r>
-          </w:p>
-        </w:tc>
-      </w:tr>
-      <w:tr>
-        <w:tc>
-          <w:tcPr>
-            <w:tcW w:type="dxa" w:w="2200"/>
-            <w:shd w:fill="FAFBFC" w:val="clear"/>
-            <w:tcMar>
-              <w:top w:type="dxa" w:w="70"/>
-              <w:left w:type="dxa" w:w="110"/>
-              <w:bottom w:type="dxa" w:w="70"/>
-              <w:right w:type="dxa" w:w="110"/>
-            </w:tcMar>
-          </w:tcPr>
-          <w:p>
-            <w:pPr>
-              <w:spacing w:after="0" w:line="240"/>
-              <w:jc w:val="left"/>
-            </w:pPr>
-            <w:r>
-              <w:rPr>
-                <w:rFonts w:ascii="Calibri" w:cs="Calibri" w:eastAsia="Calibri" w:hAnsi="Calibri"/>
-                <w:color w:val="1A1A1A"/>
-                <w:sz w:val="19"/>
-                <w:szCs w:val="19"/>
-              </w:rPr>
-              <w:t xml:space="preserve">avis</w:t>
-            </w:r>
-          </w:p>
-        </w:tc>
-        <w:tc>
-          <w:tcPr>
-            <w:tcW w:type="dxa" w:w="6800"/>
-            <w:shd w:fill="FAFBFC" w:val="clear"/>
             <w:tcMar>
               <w:top w:type="dxa" w:w="70"/>
               <w:left w:type="dxa" w:w="110"/>
